--- a/media/R2499/output_dir/技术依据文件.docx
+++ b/media/R2499/output_dir/技术依据文件.docx
@@ -251,6 +251,105 @@
                 <w:szCs w:val="21"/>
               </w:rPr>
               <w:t xml:space="preserve">2024-11-25</w:t>
+            </w:r>
+          </w:p>
+        </w:tc>
+        <w:tc>
+          <w:tcPr>
+            <w:tcW w:w="893" w:type="pct"/>
+          </w:tcPr>
+          <w:p>
+            <w:pPr>
+              <w:rPr>
+                <w:szCs w:val="21"/>
+                <w:highlight w:val="yellow"/>
+              </w:rPr>
+            </w:pPr>
+            <w:r>
+              <w:rPr>
+                <w:rFonts w:hint="eastAsia"/>
+                <w:szCs w:val="21"/>
+              </w:rPr>
+              <w:t xml:space="preserve">某研制方单位</w:t>
+            </w:r>
+          </w:p>
+        </w:tc>
+      </w:tr>
+      <w:tr>
+        <w:tc>
+          <w:tcPr>
+            <w:tcW w:w="384" w:type="pct"/>
+          </w:tcPr>
+          <w:p>
+            <w:pPr>
+              <w:numPr>
+                <w:ilvl w:val="0"/>
+                <w:numId w:val="4"/>
+              </w:numPr>
+              <w:rPr>
+                <w:szCs w:val="21"/>
+              </w:rPr>
+            </w:pPr>
+          </w:p>
+        </w:tc>
+        <w:tc>
+          <w:tcPr>
+            <w:tcW w:w="1489" w:type="pct"/>
+          </w:tcPr>
+          <w:p>
+            <w:pPr>
+              <w:rPr>
+                <w:iCs/>
+                <w:szCs w:val="21"/>
+                <w:highlight w:val="yellow"/>
+              </w:rPr>
+            </w:pPr>
+            <w:r>
+              <w:rPr>
+                <w:rFonts w:hint="eastAsia"/>
+                <w:szCs w:val="21"/>
+              </w:rPr>
+              <w:t xml:space="preserve">需求规格说明</w:t>
+            </w:r>
+          </w:p>
+        </w:tc>
+        <w:tc>
+          <w:tcPr>
+            <w:tcW w:w="1497" w:type="pct"/>
+          </w:tcPr>
+          <w:p>
+            <w:pPr>
+              <w:rPr>
+                <w:szCs w:val="21"/>
+                <w:highlight w:val="yellow"/>
+              </w:rPr>
+            </w:pPr>
+            <w:r>
+              <w:rPr>
+                <w:rFonts w:hint="eastAsia"/>
+                <w:szCs w:val="21"/>
+              </w:rPr>
+              <w:t xml:space="preserve">SRS-1.0</w:t>
+            </w:r>
+          </w:p>
+        </w:tc>
+        <w:tc>
+          <w:tcPr>
+            <w:tcW w:w="737" w:type="pct"/>
+          </w:tcPr>
+          <w:p>
+            <w:pPr>
+              <w:rPr>
+                <w:szCs w:val="21"/>
+                <w:highlight w:val="yellow"/>
+              </w:rPr>
+            </w:pPr>
+            <w:r>
+              <w:rPr>
+                <w:rFonts w:hint="eastAsia"/>
+                <w:szCs w:val="21"/>
+              </w:rPr>
+              <w:t xml:space="preserve">2024-11-26</w:t>
             </w:r>
           </w:p>
         </w:tc>

--- a/media/R2499/output_dir/技术依据文件.docx
+++ b/media/R2499/output_dir/技术依据文件.docx
@@ -210,7 +210,7 @@
                 <w:rFonts w:hint="eastAsia"/>
                 <w:szCs w:val="21"/>
               </w:rPr>
-              <w:t xml:space="preserve">需求规格说明</w:t>
+              <w:t xml:space="preserve">需求规格说明1</w:t>
             </w:r>
           </w:p>
         </w:tc>
@@ -309,7 +309,7 @@
                 <w:rFonts w:hint="eastAsia"/>
                 <w:szCs w:val="21"/>
               </w:rPr>
-              <w:t xml:space="preserve">需求规格说明</w:t>
+              <w:t xml:space="preserve">需求规格说明111</w:t>
             </w:r>
           </w:p>
         </w:tc>
